--- a/machote-especialidades.docx
+++ b/machote-especialidades.docx
@@ -20,7 +20,14 @@
           <w:rFonts w:ascii="Ink Free" w:eastAsia="Ink Free" w:hAnsi="Ink Free" w:cs="Ink Free"/>
           <w:sz w:val="72"/>
         </w:rPr>
-        <w:t xml:space="preserve"> Nombre</w:t>
+        <w:t xml:space="preserve"> </w:t>
+      </w:r>
+      <w:r>
+        <w:rPr>
+          <w:rFonts w:ascii="Ink Free" w:eastAsia="Ink Free" w:hAnsi="Ink Free" w:cs="Ink Free"/>
+          <w:sz w:val="72"/>
+        </w:rPr>
+        <w:t>Modales y Apariencia Cristiana</w:t>
       </w:r>
     </w:p>
     <w:p>
@@ -130,29 +137,17 @@
     <w:p>
       <w:pPr>
         <w:pStyle w:val="Ttulo1"/>
-      </w:pPr>
-      <w:r>
-        <w:t>Nombre – Apellido1- Apellido2</w:t>
+        <w:ind w:firstLine="708"/>
+      </w:pPr>
+      <w:r>
+        <w:t>Kendall Torres Báez</w:t>
       </w:r>
       <w:r>
         <w:t xml:space="preserve"> | </w:t>
       </w:r>
-      <w:proofErr w:type="spellStart"/>
-      <w:r>
-        <w:t>dd</w:t>
-      </w:r>
-      <w:proofErr w:type="spellEnd"/>
-      <w:r>
-        <w:t>-mm-</w:t>
-      </w:r>
-      <w:proofErr w:type="spellStart"/>
-      <w:r>
-        <w:t>aa</w:t>
-      </w:r>
-      <w:r>
-        <w:t>aa</w:t>
-      </w:r>
-      <w:proofErr w:type="spellEnd"/>
+      <w:r>
+        <w:t>03-03-2026</w:t>
+      </w:r>
       <w:r>
         <w:t xml:space="preserve"> | A</w:t>
       </w:r>
@@ -172,17 +167,86 @@
         </w:rPr>
       </w:pPr>
       <w:r>
-        <w:t>Escribir desde aquí…</w:t>
-      </w:r>
-      <w:r>
-        <w:rPr>
-          <w:b/>
-        </w:rPr>
-        <w:t xml:space="preserve"> </w:t>
+        <w:rPr>
+          <w:rFonts w:ascii="Segoe UI Symbol" w:eastAsia="Segoe UI Symbol" w:hAnsi="Segoe UI Symbol" w:cs="Segoe UI Symbol"/>
+        </w:rPr>
+        <w:t>En la escuela o universidad</w:t>
+      </w:r>
+      <w:r>
+        <w:rPr>
+          <w:rFonts w:ascii="Segoe UI Symbol" w:eastAsia="Segoe UI Symbol" w:hAnsi="Segoe UI Symbol" w:cs="Segoe UI Symbol"/>
+        </w:rPr>
+        <w:t xml:space="preserve"> o personal:</w:t>
       </w:r>
     </w:p>
     <w:p>
       <w:pPr>
+        <w:spacing w:after="61"/>
+        <w:ind w:left="-5" w:right="0"/>
+        <w:rPr>
+          <w:rFonts w:ascii="Segoe UI Symbol" w:eastAsia="Segoe UI Symbol" w:hAnsi="Segoe UI Symbol" w:cs="Segoe UI Symbol"/>
+        </w:rPr>
+      </w:pPr>
+      <w:r>
+        <w:rPr>
+          <w:rFonts w:ascii="Segoe UI Symbol" w:eastAsia="Segoe UI Symbol" w:hAnsi="Segoe UI Symbol" w:cs="Segoe UI Symbol"/>
+          <w:noProof/>
+        </w:rPr>
+        <w:drawing>
+          <wp:inline distT="0" distB="0" distL="0" distR="0" wp14:anchorId="24D1D48F" wp14:editId="409A1780">
+            <wp:extent cx="2827351" cy="3771900"/>
+            <wp:effectExtent l="0" t="0" r="0" b="0"/>
+            <wp:docPr id="1837881260" name="Imagen 7"/>
+            <wp:cNvGraphicFramePr>
+              <a:graphicFrameLocks xmlns:a="http://schemas.openxmlformats.org/drawingml/2006/main" noChangeAspect="1"/>
+            </wp:cNvGraphicFramePr>
+            <a:graphic xmlns:a="http://schemas.openxmlformats.org/drawingml/2006/main">
+              <a:graphicData uri="http://schemas.openxmlformats.org/drawingml/2006/picture">
+                <pic:pic xmlns:pic="http://schemas.openxmlformats.org/drawingml/2006/picture">
+                  <pic:nvPicPr>
+                    <pic:cNvPr id="0" name="Picture 3"/>
+                    <pic:cNvPicPr>
+                      <a:picLocks noChangeAspect="1" noChangeArrowheads="1"/>
+                    </pic:cNvPicPr>
+                  </pic:nvPicPr>
+                  <pic:blipFill>
+                    <a:blip r:embed="rId4">
+                      <a:extLst>
+                        <a:ext uri="{28A0092B-C50C-407E-A947-70E740481C1C}">
+                          <a14:useLocalDpi xmlns:a14="http://schemas.microsoft.com/office/drawing/2010/main" val="0"/>
+                        </a:ext>
+                      </a:extLst>
+                    </a:blip>
+                    <a:srcRect/>
+                    <a:stretch>
+                      <a:fillRect/>
+                    </a:stretch>
+                  </pic:blipFill>
+                  <pic:spPr bwMode="auto">
+                    <a:xfrm>
+                      <a:off x="0" y="0"/>
+                      <a:ext cx="2834084" cy="3780882"/>
+                    </a:xfrm>
+                    <a:prstGeom prst="rect">
+                      <a:avLst/>
+                    </a:prstGeom>
+                    <a:noFill/>
+                  </pic:spPr>
+                </pic:pic>
+              </a:graphicData>
+            </a:graphic>
+          </wp:inline>
+        </w:drawing>
+      </w:r>
+      <w:r>
+        <w:rPr>
+          <w:rFonts w:ascii="Segoe UI Symbol" w:eastAsia="Segoe UI Symbol" w:hAnsi="Segoe UI Symbol" w:cs="Segoe UI Symbol"/>
+        </w:rPr>
+        <w:br/>
+      </w:r>
+    </w:p>
+    <w:p>
+      <w:pPr>
         <w:spacing w:after="160" w:line="278" w:lineRule="auto"/>
         <w:ind w:left="0" w:right="0" w:firstLine="0"/>
         <w:rPr>
@@ -198,6 +262,205 @@
     </w:p>
     <w:p>
       <w:pPr>
+        <w:spacing w:after="61"/>
+        <w:ind w:left="-5" w:right="0"/>
+        <w:rPr>
+          <w:rFonts w:ascii="Segoe UI Symbol" w:eastAsia="Segoe UI Symbol" w:hAnsi="Segoe UI Symbol" w:cs="Segoe UI Symbol"/>
+        </w:rPr>
+      </w:pPr>
+      <w:r>
+        <w:rPr>
+          <w:rFonts w:ascii="Segoe UI Symbol" w:eastAsia="Segoe UI Symbol" w:hAnsi="Segoe UI Symbol" w:cs="Segoe UI Symbol"/>
+        </w:rPr>
+        <w:lastRenderedPageBreak/>
+        <w:t>En la iglesia o un acto formal</w:t>
+      </w:r>
+      <w:r>
+        <w:rPr>
+          <w:rFonts w:ascii="Segoe UI Symbol" w:eastAsia="Segoe UI Symbol" w:hAnsi="Segoe UI Symbol" w:cs="Segoe UI Symbol"/>
+        </w:rPr>
+        <w:t>:</w:t>
+      </w:r>
+    </w:p>
+    <w:p>
+      <w:pPr>
+        <w:spacing w:after="61"/>
+        <w:ind w:left="-5" w:right="0"/>
+        <w:rPr>
+          <w:rFonts w:ascii="Segoe UI Symbol" w:eastAsia="Segoe UI Symbol" w:hAnsi="Segoe UI Symbol" w:cs="Segoe UI Symbol"/>
+        </w:rPr>
+      </w:pPr>
+      <w:r>
+        <w:rPr>
+          <w:rFonts w:ascii="Segoe UI Symbol" w:eastAsia="Segoe UI Symbol" w:hAnsi="Segoe UI Symbol" w:cs="Segoe UI Symbol"/>
+          <w:noProof/>
+        </w:rPr>
+        <w:drawing>
+          <wp:inline distT="0" distB="0" distL="0" distR="0" wp14:anchorId="414A58E5" wp14:editId="3ACBD53E">
+            <wp:extent cx="4933950" cy="3698919"/>
+            <wp:effectExtent l="0" t="0" r="0" b="0"/>
+            <wp:docPr id="150988550" name="Imagen 11"/>
+            <wp:cNvGraphicFramePr>
+              <a:graphicFrameLocks xmlns:a="http://schemas.openxmlformats.org/drawingml/2006/main" noChangeAspect="1"/>
+            </wp:cNvGraphicFramePr>
+            <a:graphic xmlns:a="http://schemas.openxmlformats.org/drawingml/2006/main">
+              <a:graphicData uri="http://schemas.openxmlformats.org/drawingml/2006/picture">
+                <pic:pic xmlns:pic="http://schemas.openxmlformats.org/drawingml/2006/picture">
+                  <pic:nvPicPr>
+                    <pic:cNvPr id="0" name="Picture 5"/>
+                    <pic:cNvPicPr>
+                      <a:picLocks noChangeAspect="1" noChangeArrowheads="1"/>
+                    </pic:cNvPicPr>
+                  </pic:nvPicPr>
+                  <pic:blipFill>
+                    <a:blip r:embed="rId5">
+                      <a:extLst>
+                        <a:ext uri="{28A0092B-C50C-407E-A947-70E740481C1C}">
+                          <a14:useLocalDpi xmlns:a14="http://schemas.microsoft.com/office/drawing/2010/main" val="0"/>
+                        </a:ext>
+                      </a:extLst>
+                    </a:blip>
+                    <a:srcRect/>
+                    <a:stretch>
+                      <a:fillRect/>
+                    </a:stretch>
+                  </pic:blipFill>
+                  <pic:spPr bwMode="auto">
+                    <a:xfrm>
+                      <a:off x="0" y="0"/>
+                      <a:ext cx="4938319" cy="3702194"/>
+                    </a:xfrm>
+                    <a:prstGeom prst="rect">
+                      <a:avLst/>
+                    </a:prstGeom>
+                    <a:noFill/>
+                  </pic:spPr>
+                </pic:pic>
+              </a:graphicData>
+            </a:graphic>
+          </wp:inline>
+        </w:drawing>
+      </w:r>
+      <w:r>
+        <w:rPr>
+          <w:rFonts w:ascii="Segoe UI Symbol" w:eastAsia="Segoe UI Symbol" w:hAnsi="Segoe UI Symbol" w:cs="Segoe UI Symbol"/>
+        </w:rPr>
+        <w:br/>
+      </w:r>
+    </w:p>
+    <w:p>
+      <w:pPr>
+        <w:spacing w:after="160" w:line="278" w:lineRule="auto"/>
+        <w:ind w:left="0" w:right="0" w:firstLine="0"/>
+        <w:rPr>
+          <w:rFonts w:ascii="Segoe UI Symbol" w:eastAsia="Segoe UI Symbol" w:hAnsi="Segoe UI Symbol" w:cs="Segoe UI Symbol"/>
+        </w:rPr>
+      </w:pPr>
+      <w:r>
+        <w:rPr>
+          <w:rFonts w:ascii="Segoe UI Symbol" w:eastAsia="Segoe UI Symbol" w:hAnsi="Segoe UI Symbol" w:cs="Segoe UI Symbol"/>
+        </w:rPr>
+        <w:br w:type="page"/>
+      </w:r>
+    </w:p>
+    <w:p>
+      <w:pPr>
+        <w:spacing w:after="61"/>
+        <w:ind w:left="-5" w:right="0"/>
+        <w:rPr>
+          <w:rFonts w:ascii="Segoe UI Symbol" w:eastAsia="Segoe UI Symbol" w:hAnsi="Segoe UI Symbol" w:cs="Segoe UI Symbol"/>
+        </w:rPr>
+      </w:pPr>
+      <w:r>
+        <w:rPr>
+          <w:rFonts w:ascii="Segoe UI Symbol" w:eastAsia="Segoe UI Symbol" w:hAnsi="Segoe UI Symbol" w:cs="Segoe UI Symbol"/>
+        </w:rPr>
+        <w:t>En una actividad social</w:t>
+      </w:r>
+      <w:r>
+        <w:rPr>
+          <w:rFonts w:ascii="Segoe UI Symbol" w:eastAsia="Segoe UI Symbol" w:hAnsi="Segoe UI Symbol" w:cs="Segoe UI Symbol"/>
+        </w:rPr>
+        <w:t>:</w:t>
+      </w:r>
+    </w:p>
+    <w:p>
+      <w:pPr>
+        <w:spacing w:after="61"/>
+        <w:ind w:left="-5" w:right="0"/>
+        <w:rPr>
+          <w:rFonts w:ascii="Segoe UI Symbol" w:eastAsia="Segoe UI Symbol" w:hAnsi="Segoe UI Symbol" w:cs="Segoe UI Symbol"/>
+        </w:rPr>
+      </w:pPr>
+      <w:r>
+        <w:rPr>
+          <w:rFonts w:ascii="Segoe UI Symbol" w:eastAsia="Segoe UI Symbol" w:hAnsi="Segoe UI Symbol" w:cs="Segoe UI Symbol"/>
+          <w:noProof/>
+        </w:rPr>
+        <w:drawing>
+          <wp:inline distT="0" distB="0" distL="0" distR="0" wp14:anchorId="58C4B7BB" wp14:editId="1BE59BBD">
+            <wp:extent cx="4276725" cy="5705475"/>
+            <wp:effectExtent l="0" t="0" r="9525" b="9525"/>
+            <wp:docPr id="2047647311" name="Imagen 13"/>
+            <wp:cNvGraphicFramePr>
+              <a:graphicFrameLocks xmlns:a="http://schemas.openxmlformats.org/drawingml/2006/main" noChangeAspect="1"/>
+            </wp:cNvGraphicFramePr>
+            <a:graphic xmlns:a="http://schemas.openxmlformats.org/drawingml/2006/main">
+              <a:graphicData uri="http://schemas.openxmlformats.org/drawingml/2006/picture">
+                <pic:pic xmlns:pic="http://schemas.openxmlformats.org/drawingml/2006/picture">
+                  <pic:nvPicPr>
+                    <pic:cNvPr id="0" name="Picture 6"/>
+                    <pic:cNvPicPr>
+                      <a:picLocks noChangeAspect="1" noChangeArrowheads="1"/>
+                    </pic:cNvPicPr>
+                  </pic:nvPicPr>
+                  <pic:blipFill>
+                    <a:blip r:embed="rId6">
+                      <a:extLst>
+                        <a:ext uri="{28A0092B-C50C-407E-A947-70E740481C1C}">
+                          <a14:useLocalDpi xmlns:a14="http://schemas.microsoft.com/office/drawing/2010/main" val="0"/>
+                        </a:ext>
+                      </a:extLst>
+                    </a:blip>
+                    <a:srcRect/>
+                    <a:stretch>
+                      <a:fillRect/>
+                    </a:stretch>
+                  </pic:blipFill>
+                  <pic:spPr bwMode="auto">
+                    <a:xfrm>
+                      <a:off x="0" y="0"/>
+                      <a:ext cx="4276725" cy="5705475"/>
+                    </a:xfrm>
+                    <a:prstGeom prst="rect">
+                      <a:avLst/>
+                    </a:prstGeom>
+                    <a:noFill/>
+                  </pic:spPr>
+                </pic:pic>
+              </a:graphicData>
+            </a:graphic>
+          </wp:inline>
+        </w:drawing>
+      </w:r>
+    </w:p>
+    <w:p>
+      <w:pPr>
+        <w:spacing w:after="160" w:line="278" w:lineRule="auto"/>
+        <w:ind w:left="0" w:right="0" w:firstLine="0"/>
+        <w:rPr>
+          <w:rFonts w:ascii="Segoe UI Symbol" w:eastAsia="Segoe UI Symbol" w:hAnsi="Segoe UI Symbol" w:cs="Segoe UI Symbol"/>
+        </w:rPr>
+      </w:pPr>
+      <w:r>
+        <w:rPr>
+          <w:rFonts w:ascii="Segoe UI Symbol" w:eastAsia="Segoe UI Symbol" w:hAnsi="Segoe UI Symbol" w:cs="Segoe UI Symbol"/>
+        </w:rPr>
+        <w:br w:type="page"/>
+      </w:r>
+    </w:p>
+    <w:p>
+      <w:pPr>
         <w:spacing w:after="61" w:line="240" w:lineRule="auto"/>
         <w:ind w:left="-5" w:right="0"/>
         <w:rPr>
@@ -210,7 +473,6 @@
           <w:b/>
           <w:bCs/>
         </w:rPr>
-        <w:lastRenderedPageBreak/>
         <w:t>Reflexión personal:</w:t>
       </w:r>
     </w:p>
@@ -389,7 +651,7 @@
                               <w:jc w:val="center"/>
                             </w:pPr>
                             <w:r>
-                              <w:t>Escribe aquí…</w:t>
+                              <w:t>Esta especialidad es buenísima y de gran provecho, ya que es algo que me encanta de mi forma de ver, de mi forma de auto subir mi estima y sentirme especial para el Señor, sobre todo, esta especialidad me enseña que mi valor no viene de las miradas, criticas o estatus social; sino que, debo siempre vestir para el Señor, ese debe ser el principal motivo de adoración a través de mi vestir, de mi andar y sobre todo tener la elegancia de mi carácter a la hora de un saludo, cumplido o cualquier otra cosa que hable bien de mi testimonio. La ropa y el cómo me visto hablar mucho, claro está, de mi personal, pero mi educación, y mi forma de ser y mi fe hablan mucho, son dos complementos que deben siempre estar presentes en la vida del cristiano…</w:t>
                             </w:r>
                           </w:p>
                         </w:txbxContent>
@@ -466,7 +728,7 @@
                         <w:jc w:val="center"/>
                       </w:pPr>
                       <w:r>
-                        <w:t>Escribe aquí…</w:t>
+                        <w:t>Esta especialidad es buenísima y de gran provecho, ya que es algo que me encanta de mi forma de ver, de mi forma de auto subir mi estima y sentirme especial para el Señor, sobre todo, esta especialidad me enseña que mi valor no viene de las miradas, criticas o estatus social; sino que, debo siempre vestir para el Señor, ese debe ser el principal motivo de adoración a través de mi vestir, de mi andar y sobre todo tener la elegancia de mi carácter a la hora de un saludo, cumplido o cualquier otra cosa que hable bien de mi testimonio. La ropa y el cómo me visto hablar mucho, claro está, de mi personal, pero mi educación, y mi forma de ser y mi fe hablan mucho, son dos complementos que deben siempre estar presentes en la vida del cristiano…</w:t>
                       </w:r>
                     </w:p>
                   </w:txbxContent>

--- a/machote-especialidades.docx
+++ b/machote-especialidades.docx
@@ -20,14 +20,7 @@
           <w:rFonts w:ascii="Ink Free" w:eastAsia="Ink Free" w:hAnsi="Ink Free" w:cs="Ink Free"/>
           <w:sz w:val="72"/>
         </w:rPr>
-        <w:t xml:space="preserve"> </w:t>
-      </w:r>
-      <w:r>
-        <w:rPr>
-          <w:rFonts w:ascii="Ink Free" w:eastAsia="Ink Free" w:hAnsi="Ink Free" w:cs="Ink Free"/>
-          <w:sz w:val="72"/>
-        </w:rPr>
-        <w:t>Modales y Apariencia Cristiana</w:t>
+        <w:t xml:space="preserve"> Nombre</w:t>
       </w:r>
     </w:p>
     <w:p>
@@ -137,25 +130,28 @@
     <w:p>
       <w:pPr>
         <w:pStyle w:val="Ttulo1"/>
-        <w:ind w:firstLine="708"/>
       </w:pPr>
       <w:r>
-        <w:t>Kendall Torres Báez</w:t>
-      </w:r>
-      <w:r>
-        <w:t xml:space="preserve"> | </w:t>
-      </w:r>
-      <w:r>
-        <w:t>03-03-2026</w:t>
-      </w:r>
-      <w:r>
-        <w:t xml:space="preserve"> | A</w:t>
-      </w:r>
-      <w:r>
-        <w:t>DS</w:t>
-      </w:r>
-      <w:r>
-        <w:t xml:space="preserve"> </w:t>
+        <w:t xml:space="preserve">Nombre – Apellido1- Apellido2 | </w:t>
+      </w:r>
+      <w:proofErr w:type="spellStart"/>
+      <w:r>
+        <w:t>dd</w:t>
+      </w:r>
+      <w:proofErr w:type="spellEnd"/>
+      <w:r>
+        <w:t>-mm-</w:t>
+      </w:r>
+      <w:proofErr w:type="spellStart"/>
+      <w:r>
+        <w:t>aa</w:t>
+      </w:r>
+      <w:r>
+        <w:t>aa</w:t>
+      </w:r>
+      <w:proofErr w:type="spellEnd"/>
+      <w:r>
+        <w:t xml:space="preserve"> | ADS </w:t>
       </w:r>
     </w:p>
     <w:p>
@@ -167,82 +163,13 @@
         </w:rPr>
       </w:pPr>
       <w:r>
-        <w:rPr>
-          <w:rFonts w:ascii="Segoe UI Symbol" w:eastAsia="Segoe UI Symbol" w:hAnsi="Segoe UI Symbol" w:cs="Segoe UI Symbol"/>
-        </w:rPr>
-        <w:t>En la escuela o universidad</w:t>
-      </w:r>
-      <w:r>
-        <w:rPr>
-          <w:rFonts w:ascii="Segoe UI Symbol" w:eastAsia="Segoe UI Symbol" w:hAnsi="Segoe UI Symbol" w:cs="Segoe UI Symbol"/>
-        </w:rPr>
-        <w:t xml:space="preserve"> o personal:</w:t>
-      </w:r>
-    </w:p>
-    <w:p>
-      <w:pPr>
-        <w:spacing w:after="61"/>
-        <w:ind w:left="-5" w:right="0"/>
-        <w:rPr>
-          <w:rFonts w:ascii="Segoe UI Symbol" w:eastAsia="Segoe UI Symbol" w:hAnsi="Segoe UI Symbol" w:cs="Segoe UI Symbol"/>
-        </w:rPr>
-      </w:pPr>
-      <w:r>
-        <w:rPr>
-          <w:rFonts w:ascii="Segoe UI Symbol" w:eastAsia="Segoe UI Symbol" w:hAnsi="Segoe UI Symbol" w:cs="Segoe UI Symbol"/>
-          <w:noProof/>
-        </w:rPr>
-        <w:drawing>
-          <wp:inline distT="0" distB="0" distL="0" distR="0" wp14:anchorId="24D1D48F" wp14:editId="409A1780">
-            <wp:extent cx="2827351" cy="3771900"/>
-            <wp:effectExtent l="0" t="0" r="0" b="0"/>
-            <wp:docPr id="1837881260" name="Imagen 7"/>
-            <wp:cNvGraphicFramePr>
-              <a:graphicFrameLocks xmlns:a="http://schemas.openxmlformats.org/drawingml/2006/main" noChangeAspect="1"/>
-            </wp:cNvGraphicFramePr>
-            <a:graphic xmlns:a="http://schemas.openxmlformats.org/drawingml/2006/main">
-              <a:graphicData uri="http://schemas.openxmlformats.org/drawingml/2006/picture">
-                <pic:pic xmlns:pic="http://schemas.openxmlformats.org/drawingml/2006/picture">
-                  <pic:nvPicPr>
-                    <pic:cNvPr id="0" name="Picture 3"/>
-                    <pic:cNvPicPr>
-                      <a:picLocks noChangeAspect="1" noChangeArrowheads="1"/>
-                    </pic:cNvPicPr>
-                  </pic:nvPicPr>
-                  <pic:blipFill>
-                    <a:blip r:embed="rId4">
-                      <a:extLst>
-                        <a:ext uri="{28A0092B-C50C-407E-A947-70E740481C1C}">
-                          <a14:useLocalDpi xmlns:a14="http://schemas.microsoft.com/office/drawing/2010/main" val="0"/>
-                        </a:ext>
-                      </a:extLst>
-                    </a:blip>
-                    <a:srcRect/>
-                    <a:stretch>
-                      <a:fillRect/>
-                    </a:stretch>
-                  </pic:blipFill>
-                  <pic:spPr bwMode="auto">
-                    <a:xfrm>
-                      <a:off x="0" y="0"/>
-                      <a:ext cx="2834084" cy="3780882"/>
-                    </a:xfrm>
-                    <a:prstGeom prst="rect">
-                      <a:avLst/>
-                    </a:prstGeom>
-                    <a:noFill/>
-                  </pic:spPr>
-                </pic:pic>
-              </a:graphicData>
-            </a:graphic>
-          </wp:inline>
-        </w:drawing>
-      </w:r>
-      <w:r>
-        <w:rPr>
-          <w:rFonts w:ascii="Segoe UI Symbol" w:eastAsia="Segoe UI Symbol" w:hAnsi="Segoe UI Symbol" w:cs="Segoe UI Symbol"/>
-        </w:rPr>
-        <w:br/>
+        <w:t>Escribir desde aquí…</w:t>
+      </w:r>
+      <w:r>
+        <w:rPr>
+          <w:b/>
+        </w:rPr>
+        <w:t xml:space="preserve"> </w:t>
       </w:r>
     </w:p>
     <w:p>
@@ -262,201 +189,20 @@
     </w:p>
     <w:p>
       <w:pPr>
-        <w:spacing w:after="61"/>
+        <w:spacing w:after="61" w:line="240" w:lineRule="auto"/>
         <w:ind w:left="-5" w:right="0"/>
         <w:rPr>
-          <w:rFonts w:ascii="Segoe UI Symbol" w:eastAsia="Segoe UI Symbol" w:hAnsi="Segoe UI Symbol" w:cs="Segoe UI Symbol"/>
+          <w:b/>
+          <w:bCs/>
         </w:rPr>
       </w:pPr>
       <w:r>
         <w:rPr>
-          <w:rFonts w:ascii="Segoe UI Symbol" w:eastAsia="Segoe UI Symbol" w:hAnsi="Segoe UI Symbol" w:cs="Segoe UI Symbol"/>
+          <w:b/>
+          <w:bCs/>
         </w:rPr>
         <w:lastRenderedPageBreak/>
-        <w:t>En la iglesia o un acto formal</w:t>
-      </w:r>
-      <w:r>
-        <w:rPr>
-          <w:rFonts w:ascii="Segoe UI Symbol" w:eastAsia="Segoe UI Symbol" w:hAnsi="Segoe UI Symbol" w:cs="Segoe UI Symbol"/>
-        </w:rPr>
-        <w:t>:</w:t>
-      </w:r>
-    </w:p>
-    <w:p>
-      <w:pPr>
-        <w:spacing w:after="61"/>
-        <w:ind w:left="-5" w:right="0"/>
-        <w:rPr>
-          <w:rFonts w:ascii="Segoe UI Symbol" w:eastAsia="Segoe UI Symbol" w:hAnsi="Segoe UI Symbol" w:cs="Segoe UI Symbol"/>
-        </w:rPr>
-      </w:pPr>
-      <w:r>
-        <w:rPr>
-          <w:rFonts w:ascii="Segoe UI Symbol" w:eastAsia="Segoe UI Symbol" w:hAnsi="Segoe UI Symbol" w:cs="Segoe UI Symbol"/>
-          <w:noProof/>
-        </w:rPr>
-        <w:drawing>
-          <wp:inline distT="0" distB="0" distL="0" distR="0" wp14:anchorId="414A58E5" wp14:editId="3ACBD53E">
-            <wp:extent cx="4933950" cy="3698919"/>
-            <wp:effectExtent l="0" t="0" r="0" b="0"/>
-            <wp:docPr id="150988550" name="Imagen 11"/>
-            <wp:cNvGraphicFramePr>
-              <a:graphicFrameLocks xmlns:a="http://schemas.openxmlformats.org/drawingml/2006/main" noChangeAspect="1"/>
-            </wp:cNvGraphicFramePr>
-            <a:graphic xmlns:a="http://schemas.openxmlformats.org/drawingml/2006/main">
-              <a:graphicData uri="http://schemas.openxmlformats.org/drawingml/2006/picture">
-                <pic:pic xmlns:pic="http://schemas.openxmlformats.org/drawingml/2006/picture">
-                  <pic:nvPicPr>
-                    <pic:cNvPr id="0" name="Picture 5"/>
-                    <pic:cNvPicPr>
-                      <a:picLocks noChangeAspect="1" noChangeArrowheads="1"/>
-                    </pic:cNvPicPr>
-                  </pic:nvPicPr>
-                  <pic:blipFill>
-                    <a:blip r:embed="rId5">
-                      <a:extLst>
-                        <a:ext uri="{28A0092B-C50C-407E-A947-70E740481C1C}">
-                          <a14:useLocalDpi xmlns:a14="http://schemas.microsoft.com/office/drawing/2010/main" val="0"/>
-                        </a:ext>
-                      </a:extLst>
-                    </a:blip>
-                    <a:srcRect/>
-                    <a:stretch>
-                      <a:fillRect/>
-                    </a:stretch>
-                  </pic:blipFill>
-                  <pic:spPr bwMode="auto">
-                    <a:xfrm>
-                      <a:off x="0" y="0"/>
-                      <a:ext cx="4938319" cy="3702194"/>
-                    </a:xfrm>
-                    <a:prstGeom prst="rect">
-                      <a:avLst/>
-                    </a:prstGeom>
-                    <a:noFill/>
-                  </pic:spPr>
-                </pic:pic>
-              </a:graphicData>
-            </a:graphic>
-          </wp:inline>
-        </w:drawing>
-      </w:r>
-      <w:r>
-        <w:rPr>
-          <w:rFonts w:ascii="Segoe UI Symbol" w:eastAsia="Segoe UI Symbol" w:hAnsi="Segoe UI Symbol" w:cs="Segoe UI Symbol"/>
-        </w:rPr>
-        <w:br/>
-      </w:r>
-    </w:p>
-    <w:p>
-      <w:pPr>
-        <w:spacing w:after="160" w:line="278" w:lineRule="auto"/>
-        <w:ind w:left="0" w:right="0" w:firstLine="0"/>
-        <w:rPr>
-          <w:rFonts w:ascii="Segoe UI Symbol" w:eastAsia="Segoe UI Symbol" w:hAnsi="Segoe UI Symbol" w:cs="Segoe UI Symbol"/>
-        </w:rPr>
-      </w:pPr>
-      <w:r>
-        <w:rPr>
-          <w:rFonts w:ascii="Segoe UI Symbol" w:eastAsia="Segoe UI Symbol" w:hAnsi="Segoe UI Symbol" w:cs="Segoe UI Symbol"/>
-        </w:rPr>
-        <w:br w:type="page"/>
-      </w:r>
-    </w:p>
-    <w:p>
-      <w:pPr>
-        <w:spacing w:after="61"/>
-        <w:ind w:left="-5" w:right="0"/>
-        <w:rPr>
-          <w:rFonts w:ascii="Segoe UI Symbol" w:eastAsia="Segoe UI Symbol" w:hAnsi="Segoe UI Symbol" w:cs="Segoe UI Symbol"/>
-        </w:rPr>
-      </w:pPr>
-      <w:r>
-        <w:rPr>
-          <w:rFonts w:ascii="Segoe UI Symbol" w:eastAsia="Segoe UI Symbol" w:hAnsi="Segoe UI Symbol" w:cs="Segoe UI Symbol"/>
-        </w:rPr>
-        <w:t>En una actividad social</w:t>
-      </w:r>
-      <w:r>
-        <w:rPr>
-          <w:rFonts w:ascii="Segoe UI Symbol" w:eastAsia="Segoe UI Symbol" w:hAnsi="Segoe UI Symbol" w:cs="Segoe UI Symbol"/>
-        </w:rPr>
-        <w:t>:</w:t>
-      </w:r>
-    </w:p>
-    <w:p>
-      <w:pPr>
-        <w:spacing w:after="61"/>
-        <w:ind w:left="-5" w:right="0"/>
-        <w:rPr>
-          <w:rFonts w:ascii="Segoe UI Symbol" w:eastAsia="Segoe UI Symbol" w:hAnsi="Segoe UI Symbol" w:cs="Segoe UI Symbol"/>
-        </w:rPr>
-      </w:pPr>
-      <w:r>
-        <w:rPr>
-          <w:rFonts w:ascii="Segoe UI Symbol" w:eastAsia="Segoe UI Symbol" w:hAnsi="Segoe UI Symbol" w:cs="Segoe UI Symbol"/>
-          <w:noProof/>
-        </w:rPr>
-        <w:drawing>
-          <wp:inline distT="0" distB="0" distL="0" distR="0" wp14:anchorId="58C4B7BB" wp14:editId="1BE59BBD">
-            <wp:extent cx="4276725" cy="5705475"/>
-            <wp:effectExtent l="0" t="0" r="9525" b="9525"/>
-            <wp:docPr id="2047647311" name="Imagen 13"/>
-            <wp:cNvGraphicFramePr>
-              <a:graphicFrameLocks xmlns:a="http://schemas.openxmlformats.org/drawingml/2006/main" noChangeAspect="1"/>
-            </wp:cNvGraphicFramePr>
-            <a:graphic xmlns:a="http://schemas.openxmlformats.org/drawingml/2006/main">
-              <a:graphicData uri="http://schemas.openxmlformats.org/drawingml/2006/picture">
-                <pic:pic xmlns:pic="http://schemas.openxmlformats.org/drawingml/2006/picture">
-                  <pic:nvPicPr>
-                    <pic:cNvPr id="0" name="Picture 6"/>
-                    <pic:cNvPicPr>
-                      <a:picLocks noChangeAspect="1" noChangeArrowheads="1"/>
-                    </pic:cNvPicPr>
-                  </pic:nvPicPr>
-                  <pic:blipFill>
-                    <a:blip r:embed="rId6">
-                      <a:extLst>
-                        <a:ext uri="{28A0092B-C50C-407E-A947-70E740481C1C}">
-                          <a14:useLocalDpi xmlns:a14="http://schemas.microsoft.com/office/drawing/2010/main" val="0"/>
-                        </a:ext>
-                      </a:extLst>
-                    </a:blip>
-                    <a:srcRect/>
-                    <a:stretch>
-                      <a:fillRect/>
-                    </a:stretch>
-                  </pic:blipFill>
-                  <pic:spPr bwMode="auto">
-                    <a:xfrm>
-                      <a:off x="0" y="0"/>
-                      <a:ext cx="4276725" cy="5705475"/>
-                    </a:xfrm>
-                    <a:prstGeom prst="rect">
-                      <a:avLst/>
-                    </a:prstGeom>
-                    <a:noFill/>
-                  </pic:spPr>
-                </pic:pic>
-              </a:graphicData>
-            </a:graphic>
-          </wp:inline>
-        </w:drawing>
-      </w:r>
-    </w:p>
-    <w:p>
-      <w:pPr>
-        <w:spacing w:after="160" w:line="278" w:lineRule="auto"/>
-        <w:ind w:left="0" w:right="0" w:firstLine="0"/>
-        <w:rPr>
-          <w:rFonts w:ascii="Segoe UI Symbol" w:eastAsia="Segoe UI Symbol" w:hAnsi="Segoe UI Symbol" w:cs="Segoe UI Symbol"/>
-        </w:rPr>
-      </w:pPr>
-      <w:r>
-        <w:rPr>
-          <w:rFonts w:ascii="Segoe UI Symbol" w:eastAsia="Segoe UI Symbol" w:hAnsi="Segoe UI Symbol" w:cs="Segoe UI Symbol"/>
-        </w:rPr>
-        <w:br w:type="page"/>
+        <w:t>Reflexión personal:</w:t>
       </w:r>
     </w:p>
     <w:p>
@@ -464,23 +210,6 @@
         <w:spacing w:after="61" w:line="240" w:lineRule="auto"/>
         <w:ind w:left="-5" w:right="0"/>
         <w:rPr>
-          <w:b/>
-          <w:bCs/>
-        </w:rPr>
-      </w:pPr>
-      <w:r>
-        <w:rPr>
-          <w:b/>
-          <w:bCs/>
-        </w:rPr>
-        <w:t>Reflexión personal:</w:t>
-      </w:r>
-    </w:p>
-    <w:p>
-      <w:pPr>
-        <w:spacing w:after="61" w:line="240" w:lineRule="auto"/>
-        <w:ind w:left="-5" w:right="0"/>
-        <w:rPr>
           <w:sz w:val="20"/>
           <w:szCs w:val="20"/>
         </w:rPr>
@@ -532,14 +261,7 @@
           <w:sz w:val="20"/>
           <w:szCs w:val="20"/>
         </w:rPr>
-        <w:t xml:space="preserve"> qué cambios o enseñanzas significativas dejó en ti.</w:t>
-      </w:r>
-      <w:r>
-        <w:rPr>
-          <w:sz w:val="20"/>
-          <w:szCs w:val="20"/>
-        </w:rPr>
-        <w:t xml:space="preserve"> (No hay límite de inspiración).</w:t>
+        <w:t xml:space="preserve"> qué cambios o enseñanzas significativas dejó en ti. (No hay límite de inspiración).</w:t>
       </w:r>
     </w:p>
     <w:p>
@@ -651,7 +373,7 @@
                               <w:jc w:val="center"/>
                             </w:pPr>
                             <w:r>
-                              <w:t>Esta especialidad es buenísima y de gran provecho, ya que es algo que me encanta de mi forma de ver, de mi forma de auto subir mi estima y sentirme especial para el Señor, sobre todo, esta especialidad me enseña que mi valor no viene de las miradas, criticas o estatus social; sino que, debo siempre vestir para el Señor, ese debe ser el principal motivo de adoración a través de mi vestir, de mi andar y sobre todo tener la elegancia de mi carácter a la hora de un saludo, cumplido o cualquier otra cosa que hable bien de mi testimonio. La ropa y el cómo me visto hablar mucho, claro está, de mi personal, pero mi educación, y mi forma de ser y mi fe hablan mucho, son dos complementos que deben siempre estar presentes en la vida del cristiano…</w:t>
+                              <w:t>Escribe aquí…</w:t>
                             </w:r>
                           </w:p>
                         </w:txbxContent>
@@ -728,7 +450,7 @@
                         <w:jc w:val="center"/>
                       </w:pPr>
                       <w:r>
-                        <w:t>Esta especialidad es buenísima y de gran provecho, ya que es algo que me encanta de mi forma de ver, de mi forma de auto subir mi estima y sentirme especial para el Señor, sobre todo, esta especialidad me enseña que mi valor no viene de las miradas, criticas o estatus social; sino que, debo siempre vestir para el Señor, ese debe ser el principal motivo de adoración a través de mi vestir, de mi andar y sobre todo tener la elegancia de mi carácter a la hora de un saludo, cumplido o cualquier otra cosa que hable bien de mi testimonio. La ropa y el cómo me visto hablar mucho, claro está, de mi personal, pero mi educación, y mi forma de ser y mi fe hablan mucho, son dos complementos que deben siempre estar presentes en la vida del cristiano…</w:t>
+                        <w:t>Escribe aquí…</w:t>
                       </w:r>
                     </w:p>
                   </w:txbxContent>
@@ -1200,6 +922,7 @@
   <w:style w:type="character" w:default="1" w:styleId="Fuentedeprrafopredeter">
     <w:name w:val="Default Paragraph Font"/>
     <w:uiPriority w:val="1"/>
+    <w:semiHidden/>
     <w:unhideWhenUsed/>
   </w:style>
   <w:style w:type="table" w:default="1" w:styleId="Tablanormal">
